--- a/PROGRAMACION/1.Variables, tipos de datos/Ejercicios.docx
+++ b/PROGRAMACION/1.Variables, tipos de datos/Ejercicios.docx
@@ -42,12 +42,17 @@
         <w:t xml:space="preserve">Mostrar el tipo de la variable (usando </w:t>
       </w:r>
       <w:proofErr w:type="spellStart"/>
+      <w:proofErr w:type="gramStart"/>
       <w:r>
         <w:t>type</w:t>
       </w:r>
       <w:proofErr w:type="spellEnd"/>
       <w:r>
-        <w:t>())</w:t>
+        <w:t>(</w:t>
+      </w:r>
+      <w:proofErr w:type="gramEnd"/>
+      <w:r>
+        <w:t>))</w:t>
       </w:r>
     </w:p>
     <w:p>
@@ -139,8 +144,6 @@
       </w:r>
       <w:r>
         <w:br/>
-      </w:r>
-      <w:r>
         <w:t xml:space="preserve">Crea una segunda variable llamada </w:t>
       </w:r>
       <w:proofErr w:type="spellStart"/>
@@ -181,15 +184,21 @@
       </w:r>
       <w:r>
         <w:br/>
-      </w:r>
-      <w:r>
         <w:t xml:space="preserve">Muestra en pantalla el </w:t>
       </w:r>
+      <w:proofErr w:type="gramStart"/>
       <w:r>
         <w:rPr>
           <w:rStyle w:val="CdigoHTML"/>
         </w:rPr>
-        <w:t>id()</w:t>
+        <w:t>id(</w:t>
+      </w:r>
+      <w:proofErr w:type="gramEnd"/>
+      <w:r>
+        <w:rPr>
+          <w:rStyle w:val="CdigoHTML"/>
+        </w:rPr>
+        <w:t>)</w:t>
       </w:r>
       <w:r>
         <w:t xml:space="preserve"> de ambas variables.</w:t>
@@ -220,11 +229,19 @@
       <w:r>
         <w:t xml:space="preserve"> y vuelve a imprimir el </w:t>
       </w:r>
+      <w:proofErr w:type="gramStart"/>
       <w:r>
         <w:rPr>
           <w:rStyle w:val="CdigoHTML"/>
         </w:rPr>
-        <w:t>id()</w:t>
+        <w:t>id(</w:t>
+      </w:r>
+      <w:proofErr w:type="gramEnd"/>
+      <w:r>
+        <w:rPr>
+          <w:rStyle w:val="CdigoHTML"/>
+        </w:rPr>
+        <w:t>)</w:t>
       </w:r>
       <w:r>
         <w:t xml:space="preserve"> de ambas.</w:t>
@@ -365,18 +382,20 @@
         <w:jc w:val="both"/>
       </w:pPr>
       <w:r>
-        <w:t>C</w:t>
-      </w:r>
-      <w:r>
-        <w:t>rear estas variables: candidato = “</w:t>
+        <w:t>Crear estas variables: candidato = “</w:t>
       </w:r>
       <w:proofErr w:type="spellStart"/>
       <w:r>
         <w:t>Fernandez</w:t>
       </w:r>
       <w:proofErr w:type="spellEnd"/>
-      <w:r>
-        <w:t xml:space="preserve">” , </w:t>
+      <w:proofErr w:type="gramStart"/>
+      <w:r>
+        <w:t>” ,</w:t>
+      </w:r>
+      <w:proofErr w:type="gramEnd"/>
+      <w:r>
+        <w:t xml:space="preserve"> </w:t>
       </w:r>
       <w:proofErr w:type="spellStart"/>
       <w:r>
@@ -463,7 +482,15 @@
       </w:r>
       <w:proofErr w:type="spellEnd"/>
       <w:r>
-        <w:t>(candidatos[0])</w:t>
+        <w:t>(</w:t>
+      </w:r>
+      <w:proofErr w:type="gramStart"/>
+      <w:r>
+        <w:t>candidatos[</w:t>
+      </w:r>
+      <w:proofErr w:type="gramEnd"/>
+      <w:r>
+        <w:t>0])</w:t>
       </w:r>
     </w:p>
     <w:p>
@@ -481,7 +508,15 @@
       </w:r>
       <w:proofErr w:type="spellEnd"/>
       <w:r>
-        <w:t>(candidatos[1])</w:t>
+        <w:t>(</w:t>
+      </w:r>
+      <w:proofErr w:type="gramStart"/>
+      <w:r>
+        <w:t>candidatos[</w:t>
+      </w:r>
+      <w:proofErr w:type="gramEnd"/>
+      <w:r>
+        <w:t>1])</w:t>
       </w:r>
     </w:p>
     <w:p>
@@ -499,7 +534,15 @@
       </w:r>
       <w:proofErr w:type="spellEnd"/>
       <w:r>
-        <w:t>(candidatos[-1])</w:t>
+        <w:t>(</w:t>
+      </w:r>
+      <w:proofErr w:type="gramStart"/>
+      <w:r>
+        <w:t>candidatos[</w:t>
+      </w:r>
+      <w:proofErr w:type="gramEnd"/>
+      <w:r>
+        <w:t>-1])</w:t>
       </w:r>
     </w:p>
     <w:p>
@@ -711,10 +754,7 @@
         <w:jc w:val="both"/>
       </w:pPr>
       <w:r>
-        <w:t xml:space="preserve">Hacer una tupla con los candidatos a </w:t>
-      </w:r>
-      <w:r>
-        <w:t>vicepresidente para las elecciones presidenciales de octubre del 2023</w:t>
+        <w:t>Hacer una tupla con los candidatos a vicepresidente para las elecciones presidenciales de octubre del 2023</w:t>
       </w:r>
     </w:p>
     <w:p>
@@ -836,7 +876,15 @@
         <w:jc w:val="both"/>
       </w:pPr>
       <w:r>
-        <w:t xml:space="preserve">Ahora, con la función zip() </w:t>
+        <w:t xml:space="preserve">Ahora, con la función </w:t>
+      </w:r>
+      <w:proofErr w:type="gramStart"/>
+      <w:r>
+        <w:t>zip(</w:t>
+      </w:r>
+      <w:proofErr w:type="gramEnd"/>
+      <w:r>
+        <w:t xml:space="preserve">) </w:t>
       </w:r>
       <w:proofErr w:type="spellStart"/>
       <w:r>
@@ -1048,67 +1096,87 @@
         <w:jc w:val="both"/>
       </w:pPr>
       <w:proofErr w:type="spellStart"/>
+      <w:proofErr w:type="gramStart"/>
       <w:r>
         <w:t>print</w:t>
       </w:r>
       <w:proofErr w:type="spellEnd"/>
       <w:r>
-        <w:t>(a == b)</w:t>
-      </w:r>
-    </w:p>
-    <w:p>
-      <w:pPr>
-        <w:numPr>
-          <w:ilvl w:val="1"/>
-          <w:numId w:val="1"/>
-        </w:numPr>
-        <w:spacing w:line="360" w:lineRule="auto"/>
-        <w:jc w:val="both"/>
-      </w:pPr>
-      <w:proofErr w:type="spellStart"/>
+        <w:t>(</w:t>
+      </w:r>
+      <w:proofErr w:type="gramEnd"/>
+      <w:r>
+        <w:t>a == b)</w:t>
+      </w:r>
+    </w:p>
+    <w:p>
+      <w:pPr>
+        <w:numPr>
+          <w:ilvl w:val="1"/>
+          <w:numId w:val="1"/>
+        </w:numPr>
+        <w:spacing w:line="360" w:lineRule="auto"/>
+        <w:jc w:val="both"/>
+      </w:pPr>
+      <w:proofErr w:type="spellStart"/>
+      <w:proofErr w:type="gramStart"/>
       <w:r>
         <w:lastRenderedPageBreak/>
         <w:t>print</w:t>
       </w:r>
       <w:proofErr w:type="spellEnd"/>
       <w:r>
-        <w:t>(a != b)</w:t>
-      </w:r>
-    </w:p>
-    <w:p>
-      <w:pPr>
-        <w:numPr>
-          <w:ilvl w:val="1"/>
-          <w:numId w:val="1"/>
-        </w:numPr>
-        <w:spacing w:line="360" w:lineRule="auto"/>
-        <w:jc w:val="both"/>
-      </w:pPr>
-      <w:proofErr w:type="spellStart"/>
+        <w:t>(a !</w:t>
+      </w:r>
+      <w:proofErr w:type="gramEnd"/>
+      <w:r>
+        <w:t>= b)</w:t>
+      </w:r>
+    </w:p>
+    <w:p>
+      <w:pPr>
+        <w:numPr>
+          <w:ilvl w:val="1"/>
+          <w:numId w:val="1"/>
+        </w:numPr>
+        <w:spacing w:line="360" w:lineRule="auto"/>
+        <w:jc w:val="both"/>
+      </w:pPr>
+      <w:proofErr w:type="spellStart"/>
+      <w:proofErr w:type="gramStart"/>
       <w:r>
         <w:t>print</w:t>
       </w:r>
       <w:proofErr w:type="spellEnd"/>
       <w:r>
-        <w:t>(a &lt; b)</w:t>
-      </w:r>
-    </w:p>
-    <w:p>
-      <w:pPr>
-        <w:numPr>
-          <w:ilvl w:val="1"/>
-          <w:numId w:val="1"/>
-        </w:numPr>
-        <w:spacing w:line="360" w:lineRule="auto"/>
-        <w:jc w:val="both"/>
-      </w:pPr>
-      <w:proofErr w:type="spellStart"/>
+        <w:t>(</w:t>
+      </w:r>
+      <w:proofErr w:type="gramEnd"/>
+      <w:r>
+        <w:t>a &lt; b)</w:t>
+      </w:r>
+    </w:p>
+    <w:p>
+      <w:pPr>
+        <w:numPr>
+          <w:ilvl w:val="1"/>
+          <w:numId w:val="1"/>
+        </w:numPr>
+        <w:spacing w:line="360" w:lineRule="auto"/>
+        <w:jc w:val="both"/>
+      </w:pPr>
+      <w:proofErr w:type="spellStart"/>
+      <w:proofErr w:type="gramStart"/>
       <w:r>
         <w:t>print</w:t>
       </w:r>
       <w:proofErr w:type="spellEnd"/>
       <w:r>
-        <w:t>(a &gt; b)</w:t>
+        <w:t>(</w:t>
+      </w:r>
+      <w:proofErr w:type="gramEnd"/>
+      <w:r>
+        <w:t>a &gt; b)</w:t>
       </w:r>
     </w:p>
     <w:p>
@@ -1134,48 +1202,63 @@
         <w:jc w:val="both"/>
       </w:pPr>
       <w:proofErr w:type="spellStart"/>
+      <w:proofErr w:type="gramStart"/>
       <w:r>
         <w:t>print</w:t>
       </w:r>
       <w:proofErr w:type="spellEnd"/>
       <w:r>
-        <w:t>([a, b])</w:t>
-      </w:r>
-    </w:p>
-    <w:p>
-      <w:pPr>
-        <w:numPr>
-          <w:ilvl w:val="1"/>
-          <w:numId w:val="1"/>
-        </w:numPr>
-        <w:spacing w:line="360" w:lineRule="auto"/>
-        <w:jc w:val="both"/>
-      </w:pPr>
-      <w:proofErr w:type="spellStart"/>
+        <w:t>(</w:t>
+      </w:r>
+      <w:proofErr w:type="gramEnd"/>
+      <w:r>
+        <w:t>[a, b])</w:t>
+      </w:r>
+    </w:p>
+    <w:p>
+      <w:pPr>
+        <w:numPr>
+          <w:ilvl w:val="1"/>
+          <w:numId w:val="1"/>
+        </w:numPr>
+        <w:spacing w:line="360" w:lineRule="auto"/>
+        <w:jc w:val="both"/>
+      </w:pPr>
+      <w:proofErr w:type="spellStart"/>
+      <w:proofErr w:type="gramStart"/>
       <w:r>
         <w:t>print</w:t>
       </w:r>
       <w:proofErr w:type="spellEnd"/>
       <w:r>
-        <w:t>(a &lt;= b)</w:t>
-      </w:r>
-    </w:p>
-    <w:p>
-      <w:pPr>
-        <w:numPr>
-          <w:ilvl w:val="1"/>
-          <w:numId w:val="1"/>
-        </w:numPr>
-        <w:spacing w:line="360" w:lineRule="auto"/>
-        <w:jc w:val="both"/>
-      </w:pPr>
-      <w:proofErr w:type="spellStart"/>
+        <w:t>(</w:t>
+      </w:r>
+      <w:proofErr w:type="gramEnd"/>
+      <w:r>
+        <w:t>a &lt;= b)</w:t>
+      </w:r>
+    </w:p>
+    <w:p>
+      <w:pPr>
+        <w:numPr>
+          <w:ilvl w:val="1"/>
+          <w:numId w:val="1"/>
+        </w:numPr>
+        <w:spacing w:line="360" w:lineRule="auto"/>
+        <w:jc w:val="both"/>
+      </w:pPr>
+      <w:proofErr w:type="spellStart"/>
+      <w:proofErr w:type="gramStart"/>
       <w:r>
         <w:t>print</w:t>
       </w:r>
       <w:proofErr w:type="spellEnd"/>
       <w:r>
-        <w:t>(b &gt;= a)</w:t>
+        <w:t>(</w:t>
+      </w:r>
+      <w:proofErr w:type="gramEnd"/>
+      <w:r>
+        <w:t>b &gt;= a)</w:t>
       </w:r>
     </w:p>
     <w:p>
